--- a/entregables/salud.docx
+++ b/entregables/salud.docx
@@ -183,7 +183,7 @@
                 <w:color w:val="5D6B88"/>
                 <w:sz w:val="17"/>
               </w:rPr>
-              <w:t>Metas 2050</w:t>
+              <w:t>Objetivos</w:t>
             </w:r>
           </w:p>
         </w:tc>
@@ -230,7 +230,129 @@
           <w:color w:val="D91023"/>
           <w:sz w:val="26"/>
         </w:rPr>
-        <w:t>Visión 2050</w:t>
+        <w:t>Contenido</w:t>
+      </w:r>
+    </w:p>
+    <w:p>
+      <w:r>
+        <w:rPr>
+          <w:rFonts w:ascii="Calibri" w:hAnsi="Calibri"/>
+          <w:b/>
+          <w:i w:val="0"/>
+          <w:color w:val="D91023"/>
+          <w:sz w:val="20"/>
+        </w:rPr>
+        <w:t xml:space="preserve">I.  </w:t>
+      </w:r>
+      <w:r>
+        <w:rPr>
+          <w:rFonts w:ascii="Calibri" w:hAnsi="Calibri"/>
+          <w:b w:val="0"/>
+          <w:i w:val="0"/>
+          <w:color w:val="1A2238"/>
+          <w:sz w:val="20"/>
+        </w:rPr>
+        <w:t>Síntesis de la situación futura</w:t>
+      </w:r>
+    </w:p>
+    <w:p>
+      <w:r>
+        <w:rPr>
+          <w:rFonts w:ascii="Calibri" w:hAnsi="Calibri"/>
+          <w:b/>
+          <w:i w:val="0"/>
+          <w:color w:val="D91023"/>
+          <w:sz w:val="20"/>
+        </w:rPr>
+        <w:t xml:space="preserve">II.  </w:t>
+      </w:r>
+      <w:r>
+        <w:rPr>
+          <w:rFonts w:ascii="Calibri" w:hAnsi="Calibri"/>
+          <w:b w:val="0"/>
+          <w:i w:val="0"/>
+          <w:color w:val="1A2238"/>
+          <w:sz w:val="20"/>
+        </w:rPr>
+        <w:t>Síntesis de la situación actual</w:t>
+      </w:r>
+    </w:p>
+    <w:p>
+      <w:r>
+        <w:rPr>
+          <w:rFonts w:ascii="Calibri" w:hAnsi="Calibri"/>
+          <w:b/>
+          <w:i w:val="0"/>
+          <w:color w:val="D91023"/>
+          <w:sz w:val="20"/>
+        </w:rPr>
+        <w:t xml:space="preserve">III.  </w:t>
+      </w:r>
+      <w:r>
+        <w:rPr>
+          <w:rFonts w:ascii="Calibri" w:hAnsi="Calibri"/>
+          <w:b w:val="0"/>
+          <w:i w:val="0"/>
+          <w:color w:val="1A2238"/>
+          <w:sz w:val="20"/>
+        </w:rPr>
+        <w:t>Objetivos estratégicos</w:t>
+      </w:r>
+    </w:p>
+    <w:p>
+      <w:r>
+        <w:rPr>
+          <w:rFonts w:ascii="Calibri" w:hAnsi="Calibri"/>
+          <w:b/>
+          <w:i w:val="0"/>
+          <w:color w:val="D91023"/>
+          <w:sz w:val="20"/>
+        </w:rPr>
+        <w:t xml:space="preserve">IV.  </w:t>
+      </w:r>
+      <w:r>
+        <w:rPr>
+          <w:rFonts w:ascii="Calibri" w:hAnsi="Calibri"/>
+          <w:b w:val="0"/>
+          <w:i w:val="0"/>
+          <w:color w:val="1A2238"/>
+          <w:sz w:val="20"/>
+        </w:rPr>
+        <w:t>Acciones estratégicas</w:t>
+      </w:r>
+    </w:p>
+    <w:p>
+      <w:r>
+        <w:rPr>
+          <w:rFonts w:ascii="Calibri" w:hAnsi="Calibri"/>
+          <w:b/>
+          <w:i w:val="0"/>
+          <w:color w:val="D91023"/>
+          <w:sz w:val="20"/>
+        </w:rPr>
+        <w:t xml:space="preserve">V.  </w:t>
+      </w:r>
+      <w:r>
+        <w:rPr>
+          <w:rFonts w:ascii="Calibri" w:hAnsi="Calibri"/>
+          <w:b w:val="0"/>
+          <w:i w:val="0"/>
+          <w:color w:val="1A2238"/>
+          <w:sz w:val="20"/>
+        </w:rPr>
+        <w:t>Matriz resumen (indicadores)</w:t>
+      </w:r>
+    </w:p>
+    <w:p>
+      <w:r>
+        <w:rPr>
+          <w:rFonts w:ascii="Calibri" w:hAnsi="Calibri"/>
+          <w:b/>
+          <w:i w:val="0"/>
+          <w:color w:val="D91023"/>
+          <w:sz w:val="26"/>
+        </w:rPr>
+        <w:t>I · Síntesis de la situación futura</w:t>
       </w:r>
     </w:p>
     <w:p>
@@ -254,7 +376,7 @@
           <w:color w:val="D91023"/>
           <w:sz w:val="26"/>
         </w:rPr>
-        <w:t>Diagnóstico — brecha 2026</w:t>
+        <w:t>II · Síntesis de la situación actual</w:t>
       </w:r>
     </w:p>
     <w:p>
@@ -416,7 +538,286 @@
           <w:color w:val="D91023"/>
           <w:sz w:val="26"/>
         </w:rPr>
-        <w:t>Indicadores: hoy → meta 2050</w:t>
+        <w:t>III · Objetivos estratégicos</w:t>
+      </w:r>
+    </w:p>
+    <w:p>
+      <w:pPr>
+        <w:pStyle w:val="ListBullet"/>
+      </w:pPr>
+      <w:r>
+        <w:rPr>
+          <w:rFonts w:ascii="Calibri" w:hAnsi="Calibri"/>
+          <w:b w:val="0"/>
+          <w:i w:val="0"/>
+          <w:color w:val="1A2238"/>
+          <w:sz w:val="21"/>
+        </w:rPr>
+        <w:t>Aprobar un marco normativo y de gobernanza específico para gemelos digitales en salud, articulado con la Ley 31814 (IA) y la Ley 29733 (datos personales).</w:t>
+      </w:r>
+    </w:p>
+    <w:p>
+      <w:pPr>
+        <w:pStyle w:val="ListBullet"/>
+      </w:pPr>
+      <w:r>
+        <w:rPr>
+          <w:rFonts w:ascii="Calibri" w:hAnsi="Calibri"/>
+          <w:b w:val="0"/>
+          <w:i w:val="0"/>
+          <w:color w:val="1A2238"/>
+          <w:sz w:val="21"/>
+        </w:rPr>
+        <w:t>Reducir las hospitalizaciones evitables por descompensación cardíaca y la mortalidad por arritmias no diagnosticadas oportunamente.</w:t>
+      </w:r>
+    </w:p>
+    <w:p>
+      <w:pPr>
+        <w:pStyle w:val="ListBullet"/>
+      </w:pPr>
+      <w:r>
+        <w:rPr>
+          <w:rFonts w:ascii="Calibri" w:hAnsi="Calibri"/>
+          <w:b w:val="0"/>
+          <w:i w:val="0"/>
+          <w:color w:val="1A2238"/>
+          <w:sz w:val="21"/>
+        </w:rPr>
+        <w:t>Desarrollar capacidades nacionales en IA aplicada a salud y formar talento humano especializado.</w:t>
+      </w:r>
+    </w:p>
+    <w:p>
+      <w:pPr>
+        <w:pStyle w:val="ListBullet"/>
+      </w:pPr>
+      <w:r>
+        <w:rPr>
+          <w:rFonts w:ascii="Calibri" w:hAnsi="Calibri"/>
+          <w:b w:val="0"/>
+          <w:i w:val="0"/>
+          <w:color w:val="1A2238"/>
+          <w:sz w:val="21"/>
+        </w:rPr>
+        <w:t>Establecer infraestructura de datos e interoperabilidad con estándar HL7 FHIR integrada a la HCE nacional.</w:t>
+      </w:r>
+    </w:p>
+    <w:p>
+      <w:pPr>
+        <w:pStyle w:val="ListBullet"/>
+      </w:pPr>
+      <w:r>
+        <w:rPr>
+          <w:rFonts w:ascii="Calibri" w:hAnsi="Calibri"/>
+          <w:b w:val="0"/>
+          <w:i w:val="0"/>
+          <w:color w:val="1A2238"/>
+          <w:sz w:val="21"/>
+        </w:rPr>
+        <w:t>Generar evidencia científica nacional publicable internacionalmente sobre efectividad clínica e impacto en equidad.</w:t>
+      </w:r>
+    </w:p>
+    <w:p>
+      <w:pPr>
+        <w:pStyle w:val="ListBullet"/>
+      </w:pPr>
+      <w:r>
+        <w:rPr>
+          <w:rFonts w:ascii="Calibri" w:hAnsi="Calibri"/>
+          <w:b w:val="0"/>
+          <w:i w:val="0"/>
+          <w:color w:val="1A2238"/>
+          <w:sz w:val="21"/>
+        </w:rPr>
+        <w:t>Contar, en un horizonte de diez años, con una Estrategia Nacional de Gemelos Digitales integrada a la modernización del Estado y reconocida internacionalmente.</w:t>
+      </w:r>
+    </w:p>
+    <w:p>
+      <w:pPr>
+        <w:pStyle w:val="ListBullet"/>
+      </w:pPr>
+      <w:r>
+        <w:rPr>
+          <w:rFonts w:ascii="Calibri" w:hAnsi="Calibri"/>
+          <w:b w:val="0"/>
+          <w:i w:val="0"/>
+          <w:color w:val="1A2238"/>
+          <w:sz w:val="21"/>
+        </w:rPr>
+        <w:t>Posicionar al Perú como referente regional en innovación en salud digital, atrayendo financiamiento e inversión tecnológica.</w:t>
+      </w:r>
+    </w:p>
+    <w:p>
+      <w:r>
+        <w:rPr>
+          <w:rFonts w:ascii="Calibri" w:hAnsi="Calibri"/>
+          <w:b/>
+          <w:i w:val="0"/>
+          <w:color w:val="D91023"/>
+          <w:sz w:val="26"/>
+        </w:rPr>
+        <w:t>IV · Acciones estratégicas</w:t>
+      </w:r>
+    </w:p>
+    <w:p>
+      <w:pPr>
+        <w:pStyle w:val="ListBullet"/>
+      </w:pPr>
+      <w:r>
+        <w:rPr>
+          <w:rFonts w:ascii="Calibri" w:hAnsi="Calibri"/>
+          <w:b w:val="0"/>
+          <w:i w:val="0"/>
+          <w:color w:val="1A2238"/>
+          <w:sz w:val="21"/>
+        </w:rPr>
+        <w:t>Constituir una Unidad de Coordinación del Proyecto (gerente, líder técnico en IA/GD, responsable regulatorio y coordinador de formación).</w:t>
+      </w:r>
+    </w:p>
+    <w:p>
+      <w:pPr>
+        <w:pStyle w:val="ListBullet"/>
+      </w:pPr>
+      <w:r>
+        <w:rPr>
+          <w:rFonts w:ascii="Calibri" w:hAnsi="Calibri"/>
+          <w:b w:val="0"/>
+          <w:i w:val="0"/>
+          <w:color w:val="1A2238"/>
+          <w:sz w:val="21"/>
+        </w:rPr>
+        <w:t>Diagnosticar la infraestructura tecnológica de los centros piloto (HCE, conectividad, almacenamiento y seguridad de datos).</w:t>
+      </w:r>
+    </w:p>
+    <w:p>
+      <w:pPr>
+        <w:pStyle w:val="ListBullet"/>
+      </w:pPr>
+      <w:r>
+        <w:rPr>
+          <w:rFonts w:ascii="Calibri" w:hAnsi="Calibri"/>
+          <w:b w:val="0"/>
+          <w:i w:val="0"/>
+          <w:color w:val="1A2238"/>
+          <w:sz w:val="21"/>
+        </w:rPr>
+        <w:t>Diseñar e implementar la arquitectura de interoperabilidad basada en HL7 FHIR.</w:t>
+      </w:r>
+    </w:p>
+    <w:p>
+      <w:pPr>
+        <w:pStyle w:val="ListBullet"/>
+      </w:pPr>
+      <w:r>
+        <w:rPr>
+          <w:rFonts w:ascii="Calibri" w:hAnsi="Calibri"/>
+          <w:b w:val="0"/>
+          <w:i w:val="0"/>
+          <w:color w:val="1A2238"/>
+          <w:sz w:val="21"/>
+        </w:rPr>
+        <w:t>Adquirir o desarrollar la plataforma de gemelos digitales cardiovasculares mediante licitación pública o convenio con empresa tecnológica calificada.</w:t>
+      </w:r>
+    </w:p>
+    <w:p>
+      <w:pPr>
+        <w:pStyle w:val="ListBullet"/>
+      </w:pPr>
+      <w:r>
+        <w:rPr>
+          <w:rFonts w:ascii="Calibri" w:hAnsi="Calibri"/>
+          <w:b w:val="0"/>
+          <w:i w:val="0"/>
+          <w:color w:val="1A2238"/>
+          <w:sz w:val="21"/>
+        </w:rPr>
+        <w:t>Implementar un programa intensivo de formación de talento humano clínico y biomédico.</w:t>
+      </w:r>
+    </w:p>
+    <w:p>
+      <w:pPr>
+        <w:pStyle w:val="ListBullet"/>
+      </w:pPr>
+      <w:r>
+        <w:rPr>
+          <w:rFonts w:ascii="Calibri" w:hAnsi="Calibri"/>
+          <w:b w:val="0"/>
+          <w:i w:val="0"/>
+          <w:color w:val="1A2238"/>
+          <w:sz w:val="21"/>
+        </w:rPr>
+        <w:t>Implementar clínicamente de forma progresiva, iniciando con insuficiencia cardíaca avanzada y arritmias complejas.</w:t>
+      </w:r>
+    </w:p>
+    <w:p>
+      <w:pPr>
+        <w:pStyle w:val="ListBullet"/>
+      </w:pPr>
+      <w:r>
+        <w:rPr>
+          <w:rFonts w:ascii="Calibri" w:hAnsi="Calibri"/>
+          <w:b w:val="0"/>
+          <w:i w:val="0"/>
+          <w:color w:val="1A2238"/>
+          <w:sz w:val="21"/>
+        </w:rPr>
+        <w:t>Generar y publicar evidencia en revistas científicas indexadas y preparar el informe para la Fase II.</w:t>
+      </w:r>
+    </w:p>
+    <w:p>
+      <w:pPr>
+        <w:pStyle w:val="ListBullet"/>
+      </w:pPr>
+      <w:r>
+        <w:rPr>
+          <w:rFonts w:ascii="Calibri" w:hAnsi="Calibri"/>
+          <w:b w:val="0"/>
+          <w:i w:val="0"/>
+          <w:color w:val="1A2238"/>
+          <w:sz w:val="21"/>
+        </w:rPr>
+        <w:t>Formular un Proyecto de Inversión Pública (PIP) bajo Invierte.pe e iniciar conversaciones con BID, Banco Mundial y OPS/OMS.</w:t>
+      </w:r>
+    </w:p>
+    <w:p>
+      <w:pPr>
+        <w:pStyle w:val="ListBullet"/>
+      </w:pPr>
+      <w:r>
+        <w:rPr>
+          <w:rFonts w:ascii="Calibri" w:hAnsi="Calibri"/>
+          <w:b w:val="0"/>
+          <w:i w:val="0"/>
+          <w:color w:val="1A2238"/>
+          <w:sz w:val="21"/>
+        </w:rPr>
+        <w:t>Realizar evaluaciones (interna trimestral, externa al año 2 y de impacto cuasi-experimental al cierre de la Fase I) y publicar un Informe de Progreso anual.</w:t>
+      </w:r>
+    </w:p>
+    <w:p>
+      <w:pPr>
+        <w:pStyle w:val="ListBullet"/>
+      </w:pPr>
+      <w:r>
+        <w:rPr>
+          <w:rFonts w:ascii="Calibri" w:hAnsi="Calibri"/>
+          <w:b w:val="0"/>
+          <w:i w:val="0"/>
+          <w:color w:val="1A2238"/>
+          <w:sz w:val="21"/>
+        </w:rPr>
+        <w:t>Incorporar auditorías de equidad algorítmica como requisito de operación del sistema.</w:t>
+      </w:r>
+    </w:p>
+    <w:p>
+      <w:r>
+        <w:rPr>
+          <w:rFonts w:ascii="Calibri" w:hAnsi="Calibri"/>
+          <w:b/>
+          <w:i w:val="0"/>
+          <w:color w:val="D91023"/>
+          <w:sz w:val="26"/>
+        </w:rPr>
+        <w:t>V · Matriz resumen — indicadores: hoy → meta 2050</w:t>
       </w:r>
     </w:p>
     <w:tbl>
@@ -1812,285 +2213,6 @@
           <w:color w:val="D91023"/>
           <w:sz w:val="26"/>
         </w:rPr>
-        <w:t>Metas 2050</w:t>
-      </w:r>
-    </w:p>
-    <w:p>
-      <w:pPr>
-        <w:pStyle w:val="ListBullet"/>
-      </w:pPr>
-      <w:r>
-        <w:rPr>
-          <w:rFonts w:ascii="Calibri" w:hAnsi="Calibri"/>
-          <w:b w:val="0"/>
-          <w:i w:val="0"/>
-          <w:color w:val="1A2238"/>
-          <w:sz w:val="21"/>
-        </w:rPr>
-        <w:t>Aprobar un marco normativo y de gobernanza específico para gemelos digitales en salud, articulado con la Ley 31814 (IA) y la Ley 29733 (datos personales).</w:t>
-      </w:r>
-    </w:p>
-    <w:p>
-      <w:pPr>
-        <w:pStyle w:val="ListBullet"/>
-      </w:pPr>
-      <w:r>
-        <w:rPr>
-          <w:rFonts w:ascii="Calibri" w:hAnsi="Calibri"/>
-          <w:b w:val="0"/>
-          <w:i w:val="0"/>
-          <w:color w:val="1A2238"/>
-          <w:sz w:val="21"/>
-        </w:rPr>
-        <w:t>Reducir las hospitalizaciones evitables por descompensación cardíaca y la mortalidad por arritmias no diagnosticadas oportunamente.</w:t>
-      </w:r>
-    </w:p>
-    <w:p>
-      <w:pPr>
-        <w:pStyle w:val="ListBullet"/>
-      </w:pPr>
-      <w:r>
-        <w:rPr>
-          <w:rFonts w:ascii="Calibri" w:hAnsi="Calibri"/>
-          <w:b w:val="0"/>
-          <w:i w:val="0"/>
-          <w:color w:val="1A2238"/>
-          <w:sz w:val="21"/>
-        </w:rPr>
-        <w:t>Desarrollar capacidades nacionales en IA aplicada a salud y formar talento humano especializado.</w:t>
-      </w:r>
-    </w:p>
-    <w:p>
-      <w:pPr>
-        <w:pStyle w:val="ListBullet"/>
-      </w:pPr>
-      <w:r>
-        <w:rPr>
-          <w:rFonts w:ascii="Calibri" w:hAnsi="Calibri"/>
-          <w:b w:val="0"/>
-          <w:i w:val="0"/>
-          <w:color w:val="1A2238"/>
-          <w:sz w:val="21"/>
-        </w:rPr>
-        <w:t>Establecer infraestructura de datos e interoperabilidad con estándar HL7 FHIR integrada a la HCE nacional.</w:t>
-      </w:r>
-    </w:p>
-    <w:p>
-      <w:pPr>
-        <w:pStyle w:val="ListBullet"/>
-      </w:pPr>
-      <w:r>
-        <w:rPr>
-          <w:rFonts w:ascii="Calibri" w:hAnsi="Calibri"/>
-          <w:b w:val="0"/>
-          <w:i w:val="0"/>
-          <w:color w:val="1A2238"/>
-          <w:sz w:val="21"/>
-        </w:rPr>
-        <w:t>Generar evidencia científica nacional publicable internacionalmente sobre efectividad clínica e impacto en equidad.</w:t>
-      </w:r>
-    </w:p>
-    <w:p>
-      <w:pPr>
-        <w:pStyle w:val="ListBullet"/>
-      </w:pPr>
-      <w:r>
-        <w:rPr>
-          <w:rFonts w:ascii="Calibri" w:hAnsi="Calibri"/>
-          <w:b w:val="0"/>
-          <w:i w:val="0"/>
-          <w:color w:val="1A2238"/>
-          <w:sz w:val="21"/>
-        </w:rPr>
-        <w:t>Contar, en un horizonte de diez años, con una Estrategia Nacional de Gemelos Digitales integrada a la modernización del Estado y reconocida internacionalmente.</w:t>
-      </w:r>
-    </w:p>
-    <w:p>
-      <w:pPr>
-        <w:pStyle w:val="ListBullet"/>
-      </w:pPr>
-      <w:r>
-        <w:rPr>
-          <w:rFonts w:ascii="Calibri" w:hAnsi="Calibri"/>
-          <w:b w:val="0"/>
-          <w:i w:val="0"/>
-          <w:color w:val="1A2238"/>
-          <w:sz w:val="21"/>
-        </w:rPr>
-        <w:t>Posicionar al Perú como referente regional en innovación en salud digital, atrayendo financiamiento e inversión tecnológica.</w:t>
-      </w:r>
-    </w:p>
-    <w:p>
-      <w:r>
-        <w:rPr>
-          <w:rFonts w:ascii="Calibri" w:hAnsi="Calibri"/>
-          <w:b/>
-          <w:i w:val="0"/>
-          <w:color w:val="D91023"/>
-          <w:sz w:val="26"/>
-        </w:rPr>
-        <w:t>Acciones e iniciativas</w:t>
-      </w:r>
-    </w:p>
-    <w:p>
-      <w:pPr>
-        <w:pStyle w:val="ListBullet"/>
-      </w:pPr>
-      <w:r>
-        <w:rPr>
-          <w:rFonts w:ascii="Calibri" w:hAnsi="Calibri"/>
-          <w:b w:val="0"/>
-          <w:i w:val="0"/>
-          <w:color w:val="1A2238"/>
-          <w:sz w:val="21"/>
-        </w:rPr>
-        <w:t>Constituir una Unidad de Coordinación del Proyecto (gerente, líder técnico en IA/GD, responsable regulatorio y coordinador de formación).</w:t>
-      </w:r>
-    </w:p>
-    <w:p>
-      <w:pPr>
-        <w:pStyle w:val="ListBullet"/>
-      </w:pPr>
-      <w:r>
-        <w:rPr>
-          <w:rFonts w:ascii="Calibri" w:hAnsi="Calibri"/>
-          <w:b w:val="0"/>
-          <w:i w:val="0"/>
-          <w:color w:val="1A2238"/>
-          <w:sz w:val="21"/>
-        </w:rPr>
-        <w:t>Diagnosticar la infraestructura tecnológica de los centros piloto (HCE, conectividad, almacenamiento y seguridad de datos).</w:t>
-      </w:r>
-    </w:p>
-    <w:p>
-      <w:pPr>
-        <w:pStyle w:val="ListBullet"/>
-      </w:pPr>
-      <w:r>
-        <w:rPr>
-          <w:rFonts w:ascii="Calibri" w:hAnsi="Calibri"/>
-          <w:b w:val="0"/>
-          <w:i w:val="0"/>
-          <w:color w:val="1A2238"/>
-          <w:sz w:val="21"/>
-        </w:rPr>
-        <w:t>Diseñar e implementar la arquitectura de interoperabilidad basada en HL7 FHIR.</w:t>
-      </w:r>
-    </w:p>
-    <w:p>
-      <w:pPr>
-        <w:pStyle w:val="ListBullet"/>
-      </w:pPr>
-      <w:r>
-        <w:rPr>
-          <w:rFonts w:ascii="Calibri" w:hAnsi="Calibri"/>
-          <w:b w:val="0"/>
-          <w:i w:val="0"/>
-          <w:color w:val="1A2238"/>
-          <w:sz w:val="21"/>
-        </w:rPr>
-        <w:t>Adquirir o desarrollar la plataforma de gemelos digitales cardiovasculares mediante licitación pública o convenio con empresa tecnológica calificada.</w:t>
-      </w:r>
-    </w:p>
-    <w:p>
-      <w:pPr>
-        <w:pStyle w:val="ListBullet"/>
-      </w:pPr>
-      <w:r>
-        <w:rPr>
-          <w:rFonts w:ascii="Calibri" w:hAnsi="Calibri"/>
-          <w:b w:val="0"/>
-          <w:i w:val="0"/>
-          <w:color w:val="1A2238"/>
-          <w:sz w:val="21"/>
-        </w:rPr>
-        <w:t>Implementar un programa intensivo de formación de talento humano clínico y biomédico.</w:t>
-      </w:r>
-    </w:p>
-    <w:p>
-      <w:pPr>
-        <w:pStyle w:val="ListBullet"/>
-      </w:pPr>
-      <w:r>
-        <w:rPr>
-          <w:rFonts w:ascii="Calibri" w:hAnsi="Calibri"/>
-          <w:b w:val="0"/>
-          <w:i w:val="0"/>
-          <w:color w:val="1A2238"/>
-          <w:sz w:val="21"/>
-        </w:rPr>
-        <w:t>Implementar clínicamente de forma progresiva, iniciando con insuficiencia cardíaca avanzada y arritmias complejas.</w:t>
-      </w:r>
-    </w:p>
-    <w:p>
-      <w:pPr>
-        <w:pStyle w:val="ListBullet"/>
-      </w:pPr>
-      <w:r>
-        <w:rPr>
-          <w:rFonts w:ascii="Calibri" w:hAnsi="Calibri"/>
-          <w:b w:val="0"/>
-          <w:i w:val="0"/>
-          <w:color w:val="1A2238"/>
-          <w:sz w:val="21"/>
-        </w:rPr>
-        <w:t>Generar y publicar evidencia en revistas científicas indexadas y preparar el informe para la Fase II.</w:t>
-      </w:r>
-    </w:p>
-    <w:p>
-      <w:pPr>
-        <w:pStyle w:val="ListBullet"/>
-      </w:pPr>
-      <w:r>
-        <w:rPr>
-          <w:rFonts w:ascii="Calibri" w:hAnsi="Calibri"/>
-          <w:b w:val="0"/>
-          <w:i w:val="0"/>
-          <w:color w:val="1A2238"/>
-          <w:sz w:val="21"/>
-        </w:rPr>
-        <w:t>Formular un Proyecto de Inversión Pública (PIP) bajo Invierte.pe e iniciar conversaciones con BID, Banco Mundial y OPS/OMS.</w:t>
-      </w:r>
-    </w:p>
-    <w:p>
-      <w:pPr>
-        <w:pStyle w:val="ListBullet"/>
-      </w:pPr>
-      <w:r>
-        <w:rPr>
-          <w:rFonts w:ascii="Calibri" w:hAnsi="Calibri"/>
-          <w:b w:val="0"/>
-          <w:i w:val="0"/>
-          <w:color w:val="1A2238"/>
-          <w:sz w:val="21"/>
-        </w:rPr>
-        <w:t>Realizar evaluaciones (interna trimestral, externa al año 2 y de impacto cuasi-experimental al cierre de la Fase I) y publicar un Informe de Progreso anual.</w:t>
-      </w:r>
-    </w:p>
-    <w:p>
-      <w:pPr>
-        <w:pStyle w:val="ListBullet"/>
-      </w:pPr>
-      <w:r>
-        <w:rPr>
-          <w:rFonts w:ascii="Calibri" w:hAnsi="Calibri"/>
-          <w:b w:val="0"/>
-          <w:i w:val="0"/>
-          <w:color w:val="1A2238"/>
-          <w:sz w:val="21"/>
-        </w:rPr>
-        <w:t>Incorporar auditorías de equidad algorítmica como requisito de operación del sistema.</w:t>
-      </w:r>
-    </w:p>
-    <w:p>
-      <w:r>
-        <w:rPr>
-          <w:rFonts w:ascii="Calibri" w:hAnsi="Calibri"/>
-          <w:b/>
-          <w:i w:val="0"/>
-          <w:color w:val="D91023"/>
-          <w:sz w:val="26"/>
-        </w:rPr>
         <w:t>Recomendación de política</w:t>
       </w:r>
     </w:p>
